--- a/DoAn/docs/SNA-Group13-A.22-GraphQA-Proposal-v3.docx
+++ b/DoAn/docs/SNA-Group13-A.22-GraphQA-Proposal-v3.docx
@@ -2255,7 +2255,7 @@
         <w:t>Kết quả giữa kỳ:</w:t>
       </w:r>
       <w:r>
-        <w:t xml:space="preserve"> bảng EX theo loại câu của B1, B3 trên test và kết quả sơ bộ của bản thử proposed v0 (A + D) trên dev nằm trong results/midterm/RESULTS.md.</w:t>
+        <w:t xml:space="preserve"> trên 150 câu test, B1 (gpt-oss-20b) đạt EX 48,7% (1 lượt), B3 (gpt-oss-120b) đạt 78,9 ± 1,7% (3 lượt). Bản thử proposed v0 (A + D) trên 70/92 câu dev đạt 98,6% so với 61,4% của B1 trên cùng các câu; đây là kết quả sơ bộ vì dev cũng là nơi chỉnh prompt. Chi tiết trong results/midterm/RESULTS.md.</w:t>
       </w:r>
     </w:p>
     <w:p/>
